--- a/docs/ISO27001/DOC-01_Rozsah_ISMS.docx
+++ b/docs/ISO27001/DOC-01_Rozsah_ISMS.docx
@@ -1125,7 +1125,7 @@
         <w:spacing w:after="60" w:line="264"/>
       </w:pPr>
       <w:r>
-        <w:t xml:space="preserve">Pracoviště týmu a pracovní stanice s přístupem do systému.</w:t>
+        <w:t xml:space="preserve">Pracoviště týmu (skutečná provozovna): Nepomucká 259, Plzeň — budova partnera EUROSOFT (ve vlastnictví jednatele), kde tým STRATEGIE denně pracuje; fyzická bezpečnost je zajištěna v rámci této budovy (řízený přístup do objektu). Zapsané sídlo Nad Týncem 1192/10, Doubravka, 312 00 Plzeň je pouze formální/korespondenční, bez vlastní provozovny na této adrese.</w:t>
       </w:r>
     </w:p>
     <w:p>
